--- a/word_reports/LP_0213_위치_109_Kylie Minogue_THE LOCO-Mo.docx
+++ b/word_reports/LP_0213_위치_109_Kylie Minogue_THE LOCO-Mo.docx
@@ -4,7 +4,7 @@
   <w:body>
     <w:p>
       <w:pPr>
-        <w:spacing w:after="280"/>
+        <w:spacing w:after="80"/>
       </w:pPr>
       <w:r>
         <w:rPr w:rFonts="맑은 고딕">
@@ -13,94 +13,47 @@
           <w:color w:val="1E3A8A"/>
           <w:sz w:val="30"/>
         </w:rPr>
-        <w:t>[109] Kylie Minogue - THE LOCO-Motion</w:t>
+        <w:t>Kylie Minogue (카일리 미노그) - THE LOCO-Motion</w:t>
       </w:r>
     </w:p>
     <w:p>
       <w:pPr>
-        <w:spacing w:after="320"/>
+        <w:spacing w:after="240"/>
       </w:pPr>
       <w:r>
         <w:rPr w:rFonts="맑은 고딕">
           <w:rFonts w:ascii="맑은 고딕" w:hAnsi="맑은 고딕" w:eastAsia="맑은 고딕"/>
           <w:b/>
-          <w:sz w:val="20"/>
+          <w:color w:val="4B5563"/>
+          <w:sz w:val="22"/>
         </w:rPr>
-        <w:t>■ 위치 : 109</w:t>
-        <w:br/>
-      </w:r>
-      <w:r>
-        <w:rPr w:rFonts="맑은 고딕">
-          <w:rFonts w:ascii="맑은 고딕" w:hAnsi="맑은 고딕" w:eastAsia="맑은 고딕"/>
-          <w:b/>
-          <w:sz w:val="20"/>
-        </w:rPr>
-        <w:t>■ 아티스트 : Kylie Minogue</w:t>
-        <w:br/>
-      </w:r>
-      <w:r>
-        <w:rPr w:rFonts="맑은 고딕">
-          <w:rFonts w:ascii="맑은 고딕" w:hAnsi="맑은 고딕" w:eastAsia="맑은 고딕"/>
-          <w:b/>
-          <w:sz w:val="20"/>
-        </w:rPr>
-        <w:t>■ 앨범명 : THE LOCO-Motion</w:t>
-        <w:br/>
-      </w:r>
-      <w:r>
-        <w:rPr w:rFonts="맑은 고딕">
-          <w:rFonts w:ascii="맑은 고딕" w:hAnsi="맑은 고딕" w:eastAsia="맑은 고딕"/>
-          <w:b w:val="0"/>
-          <w:sz w:val="20"/>
-        </w:rPr>
-        <w:t>■ 음반 레이블 : Mushroom Records / PWL Records</w:t>
-        <w:br/>
-      </w:r>
-      <w:r>
-        <w:rPr w:rFonts="맑은 고딕">
-          <w:rFonts w:ascii="맑은 고딕" w:hAnsi="맑은 고딕" w:eastAsia="맑은 고딕"/>
-          <w:b w:val="0"/>
-          <w:sz w:val="20"/>
-        </w:rPr>
-        <w:t>■ 발매년도 : 1987</w:t>
-        <w:br/>
-      </w:r>
-      <w:r>
-        <w:rPr w:rFonts="맑은 고딕">
-          <w:rFonts w:ascii="맑은 고딕" w:hAnsi="맑은 고딕" w:eastAsia="맑은 고딕"/>
-          <w:b w:val="0"/>
-          <w:sz w:val="20"/>
-        </w:rPr>
-        <w:t>■ 장르 : 댄스 팝 (Dance-Pop), 신스팝 (Synth-Pop), 유로비트 (Eurobeat)</w:t>
-        <w:br/>
-      </w:r>
-      <w:r>
-        <w:rPr w:rFonts="맑은 고딕">
-          <w:rFonts w:ascii="맑은 고딕" w:hAnsi="맑은 고딕" w:eastAsia="맑은 고딕"/>
-          <w:b w:val="0"/>
-          <w:sz w:val="20"/>
-        </w:rPr>
-        <w:t>■ 주요 수록곡 : 1. The Loco-Motion (7" Mix)</w:t>
-        <w:br/>
+        <w:t>위치 :  109</w:t>
       </w:r>
     </w:p>
     <w:p>
       <w:pPr>
-        <w:spacing w:after="160"/>
+        <w:spacing w:line="324" w:lineRule="auto" w:before="80" w:after="160"/>
       </w:pPr>
       <w:r>
         <w:rPr w:rFonts="맑은 고딕">
           <w:rFonts w:ascii="맑은 고딕" w:hAnsi="맑은 고딕" w:eastAsia="맑은 고딕"/>
           <w:b/>
           <w:color w:val="1F2937"/>
-          <w:sz w:val="24"/>
+          <w:sz w:val="22"/>
         </w:rPr>
-        <w:t>■ 음반 해설 및 감상 가이드</w:t>
+        <w:t xml:space="preserve">[음반 소개] </w:t>
+      </w:r>
+      <w:r>
+        <w:rPr w:rFonts="맑은 고딕">
+          <w:rFonts w:ascii="맑은 고딕" w:hAnsi="맑은 고딕" w:eastAsia="맑은 고딕"/>
+          <w:b w:val="0"/>
+          <w:sz w:val="21"/>
+        </w:rPr>
       </w:r>
     </w:p>
     <w:p>
       <w:pPr>
-        <w:spacing w:line="312" w:lineRule="auto" w:after="120"/>
+        <w:spacing w:line="324" w:lineRule="auto" w:after="120"/>
       </w:pPr>
       <w:r>
         <w:rPr w:rFonts="맑은 고딕">
@@ -108,38 +61,516 @@
           <w:b w:val="0"/>
           <w:sz w:val="21"/>
         </w:rPr>
-        <w:t>호주의 인기 TV 드라마 배우에서 전 세계를 사로잡은 세기의 팝 디바 시대를 연 카일리 미노그(Kylie Minogue)의 데뷔 신호탄과도 같은 음반입니다. 1962년 리틀 이바(Little Eva)가 불러 큰 사랑을 받았던 고전을 80년대 감성으로 완벽히 재해석한 이 곡은, 발매 직후 호주 차트 7주 연속 1위를 기록하며 전 세계적인 '카일리 신드롬'의 시작을 알렸습니다. 팝 음악사에서 통산 세 번째로 서로 다른 세 아티스트가 동일한 곡으로 빌보드 톱 10에 진입하는 진기록을 세운 명곡이기도 합니다.</w:t>
+        <w:t>1980년대 후반의 찬란한 태양과 청춘의 역동성을 순수한 선율로 담아낸 'THE LOCO-Motion'은 호주의 신예였던 카일리 미노그를 단숨에 세계적인 팝의 여신으로 도약시킨 기념비적인 명반입니다. 전설적인 작곡 콤비 제리 고핀과 캐롤 킹의 고전을 감각적인 신스팝의 미학으로 완벽히 재해석하여, 아날로그 신시사이저의 경쾌한 숨결과 순수한 생명력을 눈부시게 피워냈습니다. 세월을 초월하여 흐르는 특유의 사랑스러운 율동감은 단순한 댄스 트랙을 넘어 당대 청춘들이 공유했던 자유와 낭만의 공기를 고스란히 전해줍니다.</w:t>
       </w:r>
     </w:p>
     <w:p>
       <w:pPr>
-        <w:spacing w:line="312" w:lineRule="auto" w:after="120"/>
+        <w:spacing w:line="324" w:lineRule="auto" w:before="200" w:after="80"/>
       </w:pPr>
+      <w:r>
+        <w:rPr w:rFonts="맑은 고딕">
+          <w:rFonts w:ascii="맑은 고딕" w:hAnsi="맑은 고딕" w:eastAsia="맑은 고딕"/>
+          <w:b/>
+          <w:color w:val="1E3A8A"/>
+          <w:sz w:val="24"/>
+        </w:rPr>
+        <w:t>1. 음반 데이터</w:t>
+      </w:r>
+    </w:p>
+    <w:p>
+      <w:pPr>
+        <w:spacing w:line="324" w:lineRule="auto" w:after="80"/>
+      </w:pPr>
+      <w:r>
+        <w:rPr w:rFonts="맑은 고딕">
+          <w:rFonts w:ascii="맑은 고딕" w:hAnsi="맑은 고딕" w:eastAsia="맑은 고딕"/>
+          <w:b w:val="0"/>
+          <w:color w:val="6B7280"/>
+          <w:sz w:val="21"/>
+        </w:rPr>
+        <w:t xml:space="preserve">· </w:t>
+      </w:r>
+      <w:r>
+        <w:rPr w:rFonts="맑은 고딕">
+          <w:rFonts w:ascii="맑은 고딕" w:hAnsi="맑은 고딕" w:eastAsia="맑은 고딕"/>
+          <w:b/>
+          <w:color w:val="1F2937"/>
+          <w:sz w:val="21"/>
+        </w:rPr>
+        <w:t xml:space="preserve">앨범명: </w:t>
+      </w:r>
       <w:r>
         <w:rPr w:rFonts="맑은 고딕">
           <w:rFonts w:ascii="맑은 고딕" w:hAnsi="맑은 고딕" w:eastAsia="맑은 고딕"/>
           <w:b w:val="0"/>
           <w:sz w:val="21"/>
         </w:rPr>
-        <w:t>당대 최고의 프로듀싱 팀인 스톡 에이트켄 워터맨(Stock Aitken Waterman, SAW)의 손길을 거쳐 탄생한 이 음반은 80년대 후반을 풍미한 유로비트와 신스팝의 정수를 보여줍니다. 경쾌하고 폭발적인 리듬 섹션 위에 더해진 신디사이저 사운드와 화려한 브라스 효과음은 듣는 이로 하여금 절로 몸을 흔들게 만드는 강렬한 중독성을 선사합니다. 카일리 미노그 특유의 상큼하고 풋풋한 음색은 레트로한 감성과 어우러져 곡에 활기찬 생명력을 불어넣습니다.</w:t>
+        <w:t>THE LOCO-Motion</w:t>
       </w:r>
     </w:p>
     <w:p>
       <w:pPr>
-        <w:spacing w:line="312" w:lineRule="auto" w:after="120"/>
+        <w:spacing w:line="324" w:lineRule="auto" w:after="80"/>
       </w:pPr>
+      <w:r>
+        <w:rPr w:rFonts="맑은 고딕">
+          <w:rFonts w:ascii="맑은 고딕" w:hAnsi="맑은 고딕" w:eastAsia="맑은 고딕"/>
+          <w:b w:val="0"/>
+          <w:color w:val="6B7280"/>
+          <w:sz w:val="21"/>
+        </w:rPr>
+        <w:t xml:space="preserve">· </w:t>
+      </w:r>
+      <w:r>
+        <w:rPr w:rFonts="맑은 고딕">
+          <w:rFonts w:ascii="맑은 고딕" w:hAnsi="맑은 고딕" w:eastAsia="맑은 고딕"/>
+          <w:b/>
+          <w:color w:val="1F2937"/>
+          <w:sz w:val="21"/>
+        </w:rPr>
+        <w:t xml:space="preserve">아티스트: </w:t>
+      </w:r>
       <w:r>
         <w:rPr w:rFonts="맑은 고딕">
           <w:rFonts w:ascii="맑은 고딕" w:hAnsi="맑은 고딕" w:eastAsia="맑은 고딕"/>
           <w:b w:val="0"/>
           <w:sz w:val="21"/>
         </w:rPr>
-        <w:t>LP 바이닐 판본으로 감상하는 'The Loco-Motion'은 80년대 초창기 디지털 드럼 머신과 신디사이저가 주는 날카로움을 아날로그 특유의 따뜻하고 풍성한 질감으로 감싸 안아 한층 다채로운 감흥을 전합니다. 트랙 전반에 흐르는 찬란한 에너지는 청자에게 유쾌한 즐거움을 선사하며, 카일리 미노그라는 위대한 팝 아티스트의 오리지널리티와 첫 번째 전성기의 순간을 가장 생생하게 포착해 낸 클래식 팝의 명반입니다.</w:t>
+        <w:t>Kylie Minogue (카일리 미노그)</w:t>
+      </w:r>
+    </w:p>
+    <w:p>
+      <w:pPr>
+        <w:spacing w:line="324" w:lineRule="auto" w:after="80"/>
+      </w:pPr>
+      <w:r>
+        <w:rPr w:rFonts="맑은 고딕">
+          <w:rFonts w:ascii="맑은 고딕" w:hAnsi="맑은 고딕" w:eastAsia="맑은 고딕"/>
+          <w:b w:val="0"/>
+          <w:color w:val="6B7280"/>
+          <w:sz w:val="21"/>
+        </w:rPr>
+        <w:t xml:space="preserve">· </w:t>
+      </w:r>
+      <w:r>
+        <w:rPr w:rFonts="맑은 고딕">
+          <w:rFonts w:ascii="맑은 고딕" w:hAnsi="맑은 고딕" w:eastAsia="맑은 고딕"/>
+          <w:b/>
+          <w:color w:val="1F2937"/>
+          <w:sz w:val="21"/>
+        </w:rPr>
+        <w:t xml:space="preserve">발매 정보: </w:t>
+      </w:r>
+      <w:r>
+        <w:rPr w:rFonts="맑은 고딕">
+          <w:rFonts w:ascii="맑은 고딕" w:hAnsi="맑은 고딕" w:eastAsia="맑은 고딕"/>
+          <w:b w:val="0"/>
+          <w:sz w:val="21"/>
+        </w:rPr>
+        <w:t>1987년 호주 머시룸 레코드에서 첫선을 보인 후, 전설적인 프로듀서 트리오 스톡 에이트켄 워터맨(PWL)의 세련된 손길을 거쳐 1988년 전 세계에 공식 발매된 클래식 팝 바이닐 음반입니다.</w:t>
+      </w:r>
+    </w:p>
+    <w:p>
+      <w:pPr>
+        <w:spacing w:line="324" w:lineRule="auto" w:after="80"/>
+      </w:pPr>
+      <w:r>
+        <w:rPr w:rFonts="맑은 고딕">
+          <w:rFonts w:ascii="맑은 고딕" w:hAnsi="맑은 고딕" w:eastAsia="맑은 고딕"/>
+          <w:b w:val="0"/>
+          <w:color w:val="6B7280"/>
+          <w:sz w:val="21"/>
+        </w:rPr>
+        <w:t xml:space="preserve">· </w:t>
+      </w:r>
+      <w:r>
+        <w:rPr w:rFonts="맑은 고딕">
+          <w:rFonts w:ascii="맑은 고딕" w:hAnsi="맑은 고딕" w:eastAsia="맑은 고딕"/>
+          <w:b/>
+          <w:color w:val="1F2937"/>
+          <w:sz w:val="21"/>
+        </w:rPr>
+        <w:t xml:space="preserve">LP 인기도(판매량): </w:t>
+      </w:r>
+      <w:r>
+        <w:rPr w:rFonts="맑은 고딕">
+          <w:rFonts w:ascii="맑은 고딕" w:hAnsi="맑은 고딕" w:eastAsia="맑은 고딕"/>
+          <w:b w:val="0"/>
+          <w:sz w:val="21"/>
+        </w:rPr>
+        <w:t>발매 당시 호주 싱글 차트 7주 연속 1위를 차지하며 1980년대 호주 최다 판매 싱글로 기록되었고, 영국 싱글 차트 2위, 미국 빌보드 Hot 100 차트 3위를 기록하며 세계적인 신드롬을 일으켰습니다.</w:t>
+      </w:r>
+    </w:p>
+    <w:p>
+      <w:pPr>
+        <w:spacing w:line="324" w:lineRule="auto" w:after="80"/>
+      </w:pPr>
+      <w:r>
+        <w:rPr w:rFonts="맑은 고딕">
+          <w:rFonts w:ascii="맑은 고딕" w:hAnsi="맑은 고딕" w:eastAsia="맑은 고딕"/>
+          <w:b w:val="0"/>
+          <w:color w:val="6B7280"/>
+          <w:sz w:val="21"/>
+        </w:rPr>
+        <w:t xml:space="preserve">· </w:t>
+      </w:r>
+      <w:r>
+        <w:rPr w:rFonts="맑은 고딕">
+          <w:rFonts w:ascii="맑은 고딕" w:hAnsi="맑은 고딕" w:eastAsia="맑은 고딕"/>
+          <w:b/>
+          <w:color w:val="1F2937"/>
+          <w:sz w:val="21"/>
+        </w:rPr>
+        <w:t xml:space="preserve">각종 수상경력: </w:t>
+      </w:r>
+      <w:r>
+        <w:rPr w:rFonts="맑은 고딕">
+          <w:rFonts w:ascii="맑은 고딕" w:hAnsi="맑은 고딕" w:eastAsia="맑은 고딕"/>
+          <w:b w:val="0"/>
+          <w:sz w:val="21"/>
+        </w:rPr>
+        <w:t>1988년 호주 ARIA 뮤직 어워즈에서 '최다 판매 싱글상(Highest Selling Single)'을 수상하며 상업적 성취와 음악계의 높은 권위를 동시에 공인받았습니다.</w:t>
+      </w:r>
+    </w:p>
+    <w:p>
+      <w:pPr>
+        <w:spacing w:line="324" w:lineRule="auto" w:before="200" w:after="80"/>
+      </w:pPr>
+      <w:r>
+        <w:rPr w:rFonts="맑은 고딕">
+          <w:rFonts w:ascii="맑은 고딕" w:hAnsi="맑은 고딕" w:eastAsia="맑은 고딕"/>
+          <w:b/>
+          <w:color w:val="1E3A8A"/>
+          <w:sz w:val="24"/>
+        </w:rPr>
+        <w:t>2. 아티스트 정보</w:t>
+      </w:r>
+    </w:p>
+    <w:p>
+      <w:pPr>
+        <w:spacing w:line="324" w:lineRule="auto" w:after="80"/>
+      </w:pPr>
+      <w:r>
+        <w:rPr w:rFonts="맑은 고딕">
+          <w:rFonts w:ascii="맑은 고딕" w:hAnsi="맑은 고딕" w:eastAsia="맑은 고딕"/>
+          <w:b w:val="0"/>
+          <w:color w:val="6B7280"/>
+          <w:sz w:val="21"/>
+        </w:rPr>
+        <w:t xml:space="preserve">· </w:t>
+      </w:r>
+      <w:r>
+        <w:rPr w:rFonts="맑은 고딕">
+          <w:rFonts w:ascii="맑은 고딕" w:hAnsi="맑은 고딕" w:eastAsia="맑은 고딕"/>
+          <w:b/>
+          <w:color w:val="1F2937"/>
+          <w:sz w:val="21"/>
+        </w:rPr>
+        <w:t xml:space="preserve">국적: </w:t>
+      </w:r>
+      <w:r>
+        <w:rPr w:rFonts="맑은 고딕">
+          <w:rFonts w:ascii="맑은 고딕" w:hAnsi="맑은 고딕" w:eastAsia="맑은 고딕"/>
+          <w:b w:val="0"/>
+          <w:sz w:val="21"/>
+        </w:rPr>
+        <w:t>호주(Australia)</w:t>
+      </w:r>
+    </w:p>
+    <w:p>
+      <w:pPr>
+        <w:spacing w:line="324" w:lineRule="auto" w:after="80"/>
+      </w:pPr>
+      <w:r>
+        <w:rPr w:rFonts="맑은 고딕">
+          <w:rFonts w:ascii="맑은 고딕" w:hAnsi="맑은 고딕" w:eastAsia="맑은 고딕"/>
+          <w:b w:val="0"/>
+          <w:color w:val="6B7280"/>
+          <w:sz w:val="21"/>
+        </w:rPr>
+        <w:t xml:space="preserve">· </w:t>
+      </w:r>
+      <w:r>
+        <w:rPr w:rFonts="맑은 고딕">
+          <w:rFonts w:ascii="맑은 고딕" w:hAnsi="맑은 고딕" w:eastAsia="맑은 고딕"/>
+          <w:b/>
+          <w:color w:val="1F2937"/>
+          <w:sz w:val="21"/>
+        </w:rPr>
+        <w:t xml:space="preserve">생몰년도: </w:t>
+      </w:r>
+      <w:r>
+        <w:rPr w:rFonts="맑은 고딕">
+          <w:rFonts w:ascii="맑은 고딕" w:hAnsi="맑은 고딕" w:eastAsia="맑은 고딕"/>
+          <w:b w:val="0"/>
+          <w:sz w:val="21"/>
+        </w:rPr>
+        <w:t>1968년 5월 28일 ~ 현재</w:t>
+      </w:r>
+    </w:p>
+    <w:p>
+      <w:pPr>
+        <w:spacing w:line="324" w:lineRule="auto" w:after="80"/>
+      </w:pPr>
+      <w:r>
+        <w:rPr w:rFonts="맑은 고딕">
+          <w:rFonts w:ascii="맑은 고딕" w:hAnsi="맑은 고딕" w:eastAsia="맑은 고딕"/>
+          <w:b w:val="0"/>
+          <w:color w:val="6B7280"/>
+          <w:sz w:val="21"/>
+        </w:rPr>
+        <w:t xml:space="preserve">· </w:t>
+      </w:r>
+      <w:r>
+        <w:rPr w:rFonts="맑은 고딕">
+          <w:rFonts w:ascii="맑은 고딕" w:hAnsi="맑은 고딕" w:eastAsia="맑은 고딕"/>
+          <w:b/>
+          <w:color w:val="1F2937"/>
+          <w:sz w:val="21"/>
+        </w:rPr>
+        <w:t xml:space="preserve">그룹 소속: </w:t>
+      </w:r>
+      <w:r>
+        <w:rPr w:rFonts="맑은 고딕">
+          <w:rFonts w:ascii="맑은 고딕" w:hAnsi="맑은 고딕" w:eastAsia="맑은 고딕"/>
+          <w:b w:val="0"/>
+          <w:sz w:val="21"/>
+        </w:rPr>
+        <w:t>솔로</w:t>
+      </w:r>
+    </w:p>
+    <w:p>
+      <w:pPr>
+        <w:spacing w:line="324" w:lineRule="auto" w:after="80"/>
+      </w:pPr>
+      <w:r>
+        <w:rPr w:rFonts="맑은 고딕">
+          <w:rFonts w:ascii="맑은 고딕" w:hAnsi="맑은 고딕" w:eastAsia="맑은 고딕"/>
+          <w:b w:val="0"/>
+          <w:color w:val="6B7280"/>
+          <w:sz w:val="21"/>
+        </w:rPr>
+        <w:t xml:space="preserve">· </w:t>
+      </w:r>
+      <w:r>
+        <w:rPr w:rFonts="맑은 고딕">
+          <w:rFonts w:ascii="맑은 고딕" w:hAnsi="맑은 고딕" w:eastAsia="맑은 고딕"/>
+          <w:b/>
+          <w:color w:val="1F2937"/>
+          <w:sz w:val="21"/>
+        </w:rPr>
+        <w:t xml:space="preserve">아티스트 소개: </w:t>
+      </w:r>
+      <w:r>
+        <w:rPr w:rFonts="맑은 고딕">
+          <w:rFonts w:ascii="맑은 고딕" w:hAnsi="맑은 고딕" w:eastAsia="맑은 고딕"/>
+          <w:b w:val="0"/>
+          <w:sz w:val="21"/>
+        </w:rPr>
+        <w:t>텔레비전 아역 스타에서 출발하여 전 세계를 매혹시킨 '영원한 팝의 요정' 카일리 미노그는 40여 년간 댄스 팝과 디스코를 우아하게 혁신해 온 대중음악사의 독보적인 디바입니다. 특유의 사랑스럽고 청아한 음색과 끊임없는 예술적 변신을 통해 세대를 아우르는 찬사와 사랑을 받고 있습니다.</w:t>
+      </w:r>
+    </w:p>
+    <w:p>
+      <w:pPr>
+        <w:spacing w:line="324" w:lineRule="auto" w:before="200" w:after="80"/>
+      </w:pPr>
+      <w:r>
+        <w:rPr w:rFonts="맑은 고딕">
+          <w:rFonts w:ascii="맑은 고딕" w:hAnsi="맑은 고딕" w:eastAsia="맑은 고딕"/>
+          <w:b/>
+          <w:color w:val="1E3A8A"/>
+          <w:sz w:val="24"/>
+        </w:rPr>
+        <w:t>3. 음반 상세 분석</w:t>
+      </w:r>
+    </w:p>
+    <w:p>
+      <w:pPr>
+        <w:spacing w:line="324" w:lineRule="auto" w:after="80"/>
+      </w:pPr>
+      <w:r>
+        <w:rPr w:rFonts="맑은 고딕">
+          <w:rFonts w:ascii="맑은 고딕" w:hAnsi="맑은 고딕" w:eastAsia="맑은 고딕"/>
+          <w:b w:val="0"/>
+          <w:color w:val="6B7280"/>
+          <w:sz w:val="21"/>
+        </w:rPr>
+        <w:t xml:space="preserve">· </w:t>
+      </w:r>
+      <w:r>
+        <w:rPr w:rFonts="맑은 고딕">
+          <w:rFonts w:ascii="맑은 고딕" w:hAnsi="맑은 고딕" w:eastAsia="맑은 고딕"/>
+          <w:b/>
+          <w:color w:val="1F2937"/>
+          <w:sz w:val="21"/>
+        </w:rPr>
+        <w:t xml:space="preserve">역사적 위치: </w:t>
+      </w:r>
+      <w:r>
+        <w:rPr w:rFonts="맑은 고딕">
+          <w:rFonts w:ascii="맑은 고딕" w:hAnsi="맑은 고딕" w:eastAsia="맑은 고딕"/>
+          <w:b w:val="0"/>
+          <w:sz w:val="21"/>
+        </w:rPr>
+        <w:t>1960년대 브릴 빌딩(Brill Building) 사운드의 유산을 1980년대 유로비트 및 하이 에너지(Hi-NRG) 사운드와 절묘하게 결합하여 고전의 현대적 승화를 이뤄낸 이정표적 음반입니다. 카일리 미노그라는 거대한 팝 아이콘의 시작점이자, 80년대 댄스 팝 전성기의 가장 밝고 순수한 정점을 대변합니다.</w:t>
+      </w:r>
+    </w:p>
+    <w:p>
+      <w:pPr>
+        <w:spacing w:line="324" w:lineRule="auto" w:after="80"/>
+      </w:pPr>
+      <w:r>
+        <w:rPr w:rFonts="맑은 고딕">
+          <w:rFonts w:ascii="맑은 고딕" w:hAnsi="맑은 고딕" w:eastAsia="맑은 고딕"/>
+          <w:b w:val="0"/>
+          <w:color w:val="6B7280"/>
+          <w:sz w:val="21"/>
+        </w:rPr>
+        <w:t xml:space="preserve">· </w:t>
+      </w:r>
+      <w:r>
+        <w:rPr w:rFonts="맑은 고딕">
+          <w:rFonts w:ascii="맑은 고딕" w:hAnsi="맑은 고딕" w:eastAsia="맑은 고딕"/>
+          <w:b/>
+          <w:color w:val="1F2937"/>
+          <w:sz w:val="21"/>
+        </w:rPr>
+        <w:t xml:space="preserve">시대의 흔적(스토리텔링): </w:t>
+      </w:r>
+      <w:r>
+        <w:rPr w:rFonts="맑은 고딕">
+          <w:rFonts w:ascii="맑은 고딕" w:hAnsi="맑은 고딕" w:eastAsia="맑은 고딕"/>
+          <w:b w:val="0"/>
+          <w:sz w:val="21"/>
+        </w:rPr>
+        <w:t>네온사인 반짝이던 1980년대 말의 거리, 롤러스케이트장과 바이닐 턴테이블이 공존하던 시절의 풋풋한 낭만과 설렘이 음반의 그루브(Groove)마다 아로새겨져 있습니다. 당시의 청춘들에게 이 음악은 답답한 일상을 벗어나 자유로운 축제의 공간으로 이끌어 주던 눈부신 탈출구였습니다.</w:t>
+      </w:r>
+    </w:p>
+    <w:p>
+      <w:pPr>
+        <w:spacing w:line="324" w:lineRule="auto" w:before="200" w:after="80"/>
+      </w:pPr>
+      <w:r>
+        <w:rPr w:rFonts="맑은 고딕">
+          <w:rFonts w:ascii="맑은 고딕" w:hAnsi="맑은 고딕" w:eastAsia="맑은 고딕"/>
+          <w:b/>
+          <w:color w:val="1E3A8A"/>
+          <w:sz w:val="24"/>
+        </w:rPr>
+        <w:t>4. 주요 수록곡 및 감상 제언</w:t>
+      </w:r>
+    </w:p>
+    <w:p>
+      <w:pPr>
+        <w:spacing w:line="324" w:lineRule="auto" w:after="80"/>
+      </w:pPr>
+      <w:r>
+        <w:rPr w:rFonts="맑은 고딕">
+          <w:rFonts w:ascii="맑은 고딕" w:hAnsi="맑은 고딕" w:eastAsia="맑은 고딕"/>
+          <w:b w:val="0"/>
+          <w:color w:val="6B7280"/>
+          <w:sz w:val="21"/>
+        </w:rPr>
+        <w:t xml:space="preserve">· </w:t>
+      </w:r>
+      <w:r>
+        <w:rPr w:rFonts="맑은 고딕">
+          <w:rFonts w:ascii="맑은 고딕" w:hAnsi="맑은 고딕" w:eastAsia="맑은 고딕"/>
+          <w:b/>
+          <w:color w:val="1F2937"/>
+          <w:sz w:val="21"/>
+        </w:rPr>
+        <w:t xml:space="preserve">주요 수록곡 특징: </w:t>
+      </w:r>
+      <w:r>
+        <w:rPr w:rFonts="맑은 고딕">
+          <w:rFonts w:ascii="맑은 고딕" w:hAnsi="맑은 고딕" w:eastAsia="맑은 고딕"/>
+          <w:b w:val="0"/>
+          <w:sz w:val="21"/>
+        </w:rPr>
+        <w:t>타이틀곡 'The Loco-Motion'은 캐롤 킹의 친근한 멜로디 위로 정교한 드럼 머신 비트와 경쾌한 브라스 신스가 어우러지며, 카일리 미노그의 맑고 발랄한 보컬이 청자에게 거부할 수 없는 활력을 불어넣습니다. 함께 수록된 익스텐디드 믹스 버전들은 아날로그 악기들의 다이내믹한 텍스처를 확장하며 원곡의 리듬감을 한층 풍성하게 전달합니다.</w:t>
+      </w:r>
+    </w:p>
+    <w:p>
+      <w:pPr>
+        <w:spacing w:line="324" w:lineRule="auto" w:after="80"/>
+      </w:pPr>
+      <w:r>
+        <w:rPr w:rFonts="맑은 고딕">
+          <w:rFonts w:ascii="맑은 고딕" w:hAnsi="맑은 고딕" w:eastAsia="맑은 고딕"/>
+          <w:b w:val="0"/>
+          <w:color w:val="6B7280"/>
+          <w:sz w:val="21"/>
+        </w:rPr>
+        <w:t xml:space="preserve">· </w:t>
+      </w:r>
+      <w:r>
+        <w:rPr w:rFonts="맑은 고딕">
+          <w:rFonts w:ascii="맑은 고딕" w:hAnsi="맑은 고딕" w:eastAsia="맑은 고딕"/>
+          <w:b/>
+          <w:color w:val="1F2937"/>
+          <w:sz w:val="21"/>
+        </w:rPr>
+        <w:t xml:space="preserve">빈티지 감상 제언: </w:t>
+      </w:r>
+      <w:r>
+        <w:rPr w:rFonts="맑은 고딕">
+          <w:rFonts w:ascii="맑은 고딕" w:hAnsi="맑은 고딕" w:eastAsia="맑은 고딕"/>
+          <w:b w:val="0"/>
+          <w:sz w:val="21"/>
+        </w:rPr>
+        <w:t>턴테이블 바늘이 음반의 소리골을 긁으며 일으키는 도톰하고 탄력 있는 베이스라인과 청량한 하이햇 심벌 사운드는 디지털 음원과는 결이 다른 따뜻한 펀치감을 제공합니다. 진공관 앰프의 부드러운 잔향을 통해 감상할 때 카일리의 목소리는 한결 온기 있게 감싸이며, 마치 80년대의 생생한 댄스 플로어 한복판에 서 있는 듯한 입체적인 공간감을 경험하게 합니다.</w:t>
+      </w:r>
+    </w:p>
+    <w:p>
+      <w:pPr>
+        <w:spacing w:line="324" w:lineRule="auto" w:after="80"/>
+      </w:pPr>
+      <w:r>
+        <w:rPr w:rFonts="맑은 고딕">
+          <w:rFonts w:ascii="맑은 고딕" w:hAnsi="맑은 고딕" w:eastAsia="맑은 고딕"/>
+          <w:b w:val="0"/>
+          <w:color w:val="6B7280"/>
+          <w:sz w:val="21"/>
+        </w:rPr>
+        <w:t xml:space="preserve">· </w:t>
+      </w:r>
+      <w:r>
+        <w:rPr w:rFonts="맑은 고딕">
+          <w:rFonts w:ascii="맑은 고딕" w:hAnsi="맑은 고딕" w:eastAsia="맑은 고딕"/>
+          <w:b/>
+          <w:color w:val="1F2937"/>
+          <w:sz w:val="21"/>
+        </w:rPr>
+        <w:t xml:space="preserve">소장 가치: </w:t>
+      </w:r>
+      <w:r>
+        <w:rPr w:rFonts="맑은 고딕">
+          <w:rFonts w:ascii="맑은 고딕" w:hAnsi="맑은 고딕" w:eastAsia="맑은 고딕"/>
+          <w:b w:val="0"/>
+          <w:sz w:val="21"/>
+        </w:rPr>
+        <w:t>세계적인 팝 디바 카일리 미노그의 위대한 음악 여정이 시작된 순간을 원초적인 바이닐 질감으로 간직할 수 있다는 점에서 대체 불가능한 소장 가치를 지니며, 80년대 아날로그 팝 사운드의 진수를 증명하는 귀중한 컬렉터스 아이템입니다.</w:t>
+      </w:r>
+    </w:p>
+    <w:p>
+      <w:pPr>
+        <w:spacing w:line="324" w:lineRule="auto" w:after="120" w:before="160"/>
+      </w:pPr>
+      <w:r>
+        <w:rPr w:rFonts="맑은 고딕">
+          <w:rFonts w:ascii="맑은 고딕" w:hAnsi="맑은 고딕" w:eastAsia="맑은 고딕"/>
+          <w:b/>
+          <w:color w:val="4338CA"/>
+          <w:sz w:val="21"/>
+        </w:rPr>
+        <w:t>이 음반을 통해 아날로그 바이닐의 따스한 회전 속에서 피어나는 찬란했던 80년대의 순수한 열정과 카일리 미노그의 싱그러운 숨결이 전해주는 감동을 다시 한번 경험해 보시는 것은 어떨까요?</w:t>
       </w:r>
     </w:p>
     <w:sectPr>
       <w:pgSz w:w="12240" w:h="15840"/>
-      <w:pgMar w:top="1440" w:right="1440" w:bottom="1440" w:left="1440" w:header="720" w:footer="720" w:gutter="0"/>
+      <w:pgMar w:top="1152" w:right="1296" w:bottom="1152" w:left="1296" w:header="720" w:footer="720" w:gutter="0"/>
       <w:cols w:space="720"/>
       <w:docGrid w:linePitch="360"/>
     </w:sectPr>

--- a/word_reports/LP_0213_위치_109_Kylie Minogue_THE LOCO-Mo.docx
+++ b/word_reports/LP_0213_위치_109_Kylie Minogue_THE LOCO-Mo.docx
@@ -32,7 +32,7 @@
     </w:p>
     <w:p>
       <w:pPr>
-        <w:spacing w:line="324" w:lineRule="auto" w:before="80" w:after="160"/>
+        <w:spacing w:line="324" w:lineRule="auto" w:before="80" w:after="120"/>
       </w:pPr>
       <w:r>
         <w:rPr w:rFonts="맑은 고딕">
@@ -42,13 +42,6 @@
           <w:sz w:val="22"/>
         </w:rPr>
         <w:t xml:space="preserve">[음반 소개] </w:t>
-      </w:r>
-      <w:r>
-        <w:rPr w:rFonts="맑은 고딕">
-          <w:rFonts w:ascii="맑은 고딕" w:hAnsi="맑은 고딕" w:eastAsia="맑은 고딕"/>
-          <w:b w:val="0"/>
-          <w:sz w:val="21"/>
-        </w:rPr>
       </w:r>
     </w:p>
     <w:p>
@@ -61,7 +54,33 @@
           <w:b w:val="0"/>
           <w:sz w:val="21"/>
         </w:rPr>
-        <w:t>1980년대 후반의 찬란한 태양과 청춘의 역동성을 순수한 선율로 담아낸 'THE LOCO-Motion'은 호주의 신예였던 카일리 미노그를 단숨에 세계적인 팝의 여신으로 도약시킨 기념비적인 명반입니다. 전설적인 작곡 콤비 제리 고핀과 캐롤 킹의 고전을 감각적인 신스팝의 미학으로 완벽히 재해석하여, 아날로그 신시사이저의 경쾌한 숨결과 순수한 생명력을 눈부시게 피워냈습니다. 세월을 초월하여 흐르는 특유의 사랑스러운 율동감은 단순한 댄스 트랙을 넘어 당대 청춘들이 공유했던 자유와 낭만의 공기를 고스란히 전해줍니다.</w:t>
+        <w:t>1980년대 후반의 팝 음악계는 디지털 혁명의 여명기 속에서도 여전히 아날로그의 찬란한 온기가 지배하던 시대였습니다. 바로 그 시대의 중심에서, 브라운관의 하이틴 스타로 사랑받던 호주의 작은 요정 카일리 미노그가 전 세계 팝 씬에 자신의 찬란한 서막을 알린 상징적 음반이 바로 이 'THE LOCO-Motion'입니다. 제리 고핀(Gerry Goffin)과 캐롤 킹(Carole King)이라는 불세출의 송라이터 콤비가 빚어냈던 1962년의 클래식 넘버는, 1980년대 후반 영국 팝의 흥행을 주도하던 프로듀서 트리오 스톡 에이트켄 워터맨(Stock Aitken Waterman)의 손길을 거쳐 가장 현대적이고 매혹적인 신스팝-댄스 찬가로 다시 태어났습니다.</w:t>
+      </w:r>
+    </w:p>
+    <w:p>
+      <w:pPr>
+        <w:spacing w:line="324" w:lineRule="auto" w:after="120"/>
+      </w:pPr>
+      <w:r>
+        <w:rPr w:rFonts="맑은 고딕">
+          <w:rFonts w:ascii="맑은 고딕" w:hAnsi="맑은 고딕" w:eastAsia="맑은 고딕"/>
+          <w:b w:val="0"/>
+          <w:sz w:val="21"/>
+        </w:rPr>
+        <w:t>이 음반은 단순한 커버 버전의 범주를 아득히 뛰어넘습니다. 경쾌하게 튀어 오르는 전자 드럼 비트와 매끄러운 신시사이저 베이스 라인 위로 흐르는 카일리 미노그의 음성은, 청춘이 지닌 무구한 설렘과 순수한 열망 그 자체를 대변합니다. 음악을 향한 꾸밈없는 환희와 율동에 대한 찬미는, 기교와 복잡한 장치로 가득 차 있던 당대 대중음악계에 신선하고 명징한 충격을 던져주었습니다. 그녀가 전하고자 했던 예술적 메시지는 거창한 담론이 아닌, 음악이라는 순수한 마법을 통해 누구나 춤추고 교감하며 세상의 시름을 잊게 만드는 보편적 해방감이었습니다.</w:t>
+      </w:r>
+    </w:p>
+    <w:p>
+      <w:pPr>
+        <w:spacing w:line="324" w:lineRule="auto" w:after="120"/>
+      </w:pPr>
+      <w:r>
+        <w:rPr w:rFonts="맑은 고딕">
+          <w:rFonts w:ascii="맑은 고딕" w:hAnsi="맑은 고딕" w:eastAsia="맑은 고딕"/>
+          <w:b w:val="0"/>
+          <w:sz w:val="21"/>
+        </w:rPr>
+        <w:t>수십 년의 성상이 흐른 지금, 턴테이블의 플래터 위에 조심스레 이 음반을 올려놓으면 그 시절의 싱그러운 공기가 방 안 가득 차오릅니다. 디지털 파일의 차가운 정밀함 속에서는 결코 온전히 재현될 수 없는 바이닐 특유의 따스한 질감은, 카일리 미노그의 젊은 날의 호흡과 활기를 더욱 입체적이고 서정적으로 되살려냅니다. 세월이 흘러 진정한 팝의 여신(Goddess of Pop)으로 우뚝 선 그녀의 위대한 첫걸음이 오롯이 새겨진 이 음반은, 시대를 건너뛰어 여전히 우리의 심장을 두근거리게 만드는 영원불멸의 팝 예술품입니다.</w:t>
       </w:r>
     </w:p>
     <w:p>
@@ -168,7 +187,7 @@
           <w:b w:val="0"/>
           <w:sz w:val="21"/>
         </w:rPr>
-        <w:t>1987년 호주 머시룸 레코드에서 첫선을 보인 후, 전설적인 프로듀서 트리오 스톡 에이트켄 워터맨(PWL)의 세련된 손길을 거쳐 1988년 전 세계에 공식 발매된 클래식 팝 바이닐 음반입니다.</w:t>
+        <w:t>1987년 호주 머시룸 레코드(Mushroom Records)에서 최초 발매되어 경이적인 성공을 거둔 후, 명프로듀서 팀 SAW(Stock Aitken Waterman)의 손을 거쳐 글로벌 에디션으로 재녹음되어 1988년 전 세계 LP 바이닐(7인치 및 12인치 싱글)로 공식 발매되었습니다.</w:t>
       </w:r>
     </w:p>
     <w:p>
@@ -199,7 +218,7 @@
           <w:b w:val="0"/>
           <w:sz w:val="21"/>
         </w:rPr>
-        <w:t>발매 당시 호주 싱글 차트 7주 연속 1위를 차지하며 1980년대 호주 최다 판매 싱글로 기록되었고, 영국 싱글 차트 2위, 미국 빌보드 Hot 100 차트 3위를 기록하며 세계적인 신드롬을 일으켰습니다.</w:t>
+        <w:t>발매 직후 호주 ARIA 싱글 차트에서 무려 7주 연속 1위를 차지하며 1980년대 호주 최고 판매 싱글로 기록되었으며, 영국 싱글 차트 2위, 미국 빌보드 Hot 100 차트 3위까지 오르며 전 세계적으로 골드 및 플래티넘 인증을 획득하는 폭발적인 판매고를 기록했습니다.</w:t>
       </w:r>
     </w:p>
     <w:p>
@@ -230,7 +249,7 @@
           <w:b w:val="0"/>
           <w:sz w:val="21"/>
         </w:rPr>
-        <w:t>1988년 호주 ARIA 뮤직 어워즈에서 '최다 판매 싱글상(Highest Selling Single)'을 수상하며 상업적 성취와 음악계의 높은 권위를 동시에 공인받았습니다.</w:t>
+        <w:t>1988년 호주 최고 권위의 음악상인 ARIA 뮤직 어워즈에서 '올해의 최고 판매 싱글(Highest Selling Single)'을 수상하며, 카일리 미노그가 글로벌 팝 슈퍼스타로 도약하는 결정적 계기가 되었습니다.</w:t>
       </w:r>
     </w:p>
     <w:p>
@@ -275,7 +294,7 @@
           <w:b w:val="0"/>
           <w:sz w:val="21"/>
         </w:rPr>
-        <w:t>호주(Australia)</w:t>
+        <w:t>호주 (Australia)</w:t>
       </w:r>
     </w:p>
     <w:p>
@@ -337,7 +356,7 @@
           <w:b w:val="0"/>
           <w:sz w:val="21"/>
         </w:rPr>
-        <w:t>솔로</w:t>
+        <w:t>솔로 (Solo)</w:t>
       </w:r>
     </w:p>
     <w:p>
@@ -368,7 +387,7 @@
           <w:b w:val="0"/>
           <w:sz w:val="21"/>
         </w:rPr>
-        <w:t>텔레비전 아역 스타에서 출발하여 전 세계를 매혹시킨 '영원한 팝의 요정' 카일리 미노그는 40여 년간 댄스 팝과 디스코를 우아하게 혁신해 온 대중음악사의 독보적인 디바입니다. 특유의 사랑스럽고 청아한 음색과 끊임없는 예술적 변신을 통해 세대를 아우르는 찬사와 사랑을 받고 있습니다.</w:t>
+        <w:t>카일리 미노그는 1980년대 틴에이지 팝의 아이콘으로 출발하여 댄스 팝, 누 디스코, 일렉트로니카를 아우르며 '팝의 여신'이라는 칭호를 얻은 호주 출신의 독보적인 아티스트입니다. 특유의 청량한 비음과 우아하면서도 생동감 넘치는 무대 장악력으로 반세기에 걸쳐 세대를 초월한 사랑을 받으며 세계 대중음악사에 굵직한 족적을 남겼습니다.</w:t>
       </w:r>
     </w:p>
     <w:p>
@@ -413,7 +432,7 @@
           <w:b w:val="0"/>
           <w:sz w:val="21"/>
         </w:rPr>
-        <w:t>1960년대 브릴 빌딩(Brill Building) 사운드의 유산을 1980년대 유로비트 및 하이 에너지(Hi-NRG) 사운드와 절묘하게 결합하여 고전의 현대적 승화를 이뤄낸 이정표적 음반입니다. 카일리 미노그라는 거대한 팝 아이콘의 시작점이자, 80년대 댄스 팝 전성기의 가장 밝고 순수한 정점을 대변합니다.</w:t>
+        <w:t>1960년대 브릴 빌딩(Brill Building) 사운드의 정수로 꼽히는 명곡을 1980년대 하이-에너지(Hi-NRG) 및 유로비트의 문법으로 완벽히 치환해 낸 교과서적인 팝 음반입니다. 틴팝이 지닌 상업적 잠재력을 글로벌 주류 시장의 중심으로 끌어올렸으며, 이후 전개될 90년대 댄스 팝 르네상스의 초석을 다진 기념비적인 위치를 점합니다.</w:t>
       </w:r>
     </w:p>
     <w:p>
@@ -444,7 +463,7 @@
           <w:b w:val="0"/>
           <w:sz w:val="21"/>
         </w:rPr>
-        <w:t>네온사인 반짝이던 1980년대 말의 거리, 롤러스케이트장과 바이닐 턴테이블이 공존하던 시절의 풋풋한 낭만과 설렘이 음반의 그루브(Groove)마다 아로새겨져 있습니다. 당시의 청춘들에게 이 음악은 답답한 일상을 벗어나 자유로운 축제의 공간으로 이끌어 주던 눈부신 탈출구였습니다.</w:t>
+        <w:t>1980년대 후반의 화려하고 낙관적인 사회적 분위기, 롤러스케이트장과 디스코텍을 가득 메웠던 청춘들의 반짝이는 에너지가 소리 속에 고스란히 봉인되어 있습니다. MTV의 황금기와 맞물려 시각과 청각이 완벽한 조화를 이루었던 당대 청년 문화의 자유분방한 낭만이 진하게 배어 있습니다.</w:t>
       </w:r>
     </w:p>
     <w:p>
@@ -489,7 +508,68 @@
           <w:b w:val="0"/>
           <w:sz w:val="21"/>
         </w:rPr>
-        <w:t>타이틀곡 'The Loco-Motion'은 캐롤 킹의 친근한 멜로디 위로 정교한 드럼 머신 비트와 경쾌한 브라스 신스가 어우러지며, 카일리 미노그의 맑고 발랄한 보컬이 청자에게 거부할 수 없는 활력을 불어넣습니다. 함께 수록된 익스텐디드 믹스 버전들은 아날로그 악기들의 다이내믹한 텍스처를 확장하며 원곡의 리듬감을 한층 풍성하게 전달합니다.</w:t>
+      </w:r>
+    </w:p>
+    <w:p>
+      <w:pPr>
+        <w:spacing w:line="324" w:lineRule="auto" w:after="80"/>
+      </w:pPr>
+      <w:r>
+        <w:rPr w:rFonts="맑은 고딕">
+          <w:rFonts w:ascii="맑은 고딕" w:hAnsi="맑은 고딕" w:eastAsia="맑은 고딕"/>
+          <w:b w:val="0"/>
+          <w:color w:val="6B7280"/>
+          <w:sz w:val="21"/>
+        </w:rPr>
+        <w:t xml:space="preserve">· </w:t>
+      </w:r>
+      <w:r>
+        <w:rPr w:rFonts="맑은 고딕">
+          <w:rFonts w:ascii="맑은 고딕" w:hAnsi="맑은 고딕" w:eastAsia="맑은 고딕"/>
+          <w:b/>
+          <w:color w:val="1F2937"/>
+          <w:sz w:val="21"/>
+        </w:rPr>
+        <w:t xml:space="preserve">"The Loco-Motion": </w:t>
+      </w:r>
+      <w:r>
+        <w:rPr w:rFonts="맑은 고딕">
+          <w:rFonts w:ascii="맑은 고딕" w:hAnsi="맑은 고딕" w:eastAsia="맑은 고딕"/>
+          <w:b w:val="0"/>
+          <w:sz w:val="21"/>
+        </w:rPr>
+        <w:t>브라스 신시사이저의 경쾌한 리프와 묵직하게 질주하는 드럼 비트, 그 위를 유영하는 카일리 미노그의 풋풋하고 낭랑한 보컬이 완벽한 하모니를 이루는 타이틀곡입니다.</w:t>
+      </w:r>
+    </w:p>
+    <w:p>
+      <w:pPr>
+        <w:spacing w:line="324" w:lineRule="auto" w:after="80"/>
+      </w:pPr>
+      <w:r>
+        <w:rPr w:rFonts="맑은 고딕">
+          <w:rFonts w:ascii="맑은 고딕" w:hAnsi="맑은 고딕" w:eastAsia="맑은 고딕"/>
+          <w:b w:val="0"/>
+          <w:color w:val="6B7280"/>
+          <w:sz w:val="21"/>
+        </w:rPr>
+        <w:t xml:space="preserve">· </w:t>
+      </w:r>
+      <w:r>
+        <w:rPr w:rFonts="맑은 고딕">
+          <w:rFonts w:ascii="맑은 고딕" w:hAnsi="맑은 고딕" w:eastAsia="맑은 고딕"/>
+          <w:b/>
+          <w:color w:val="1F2937"/>
+          <w:sz w:val="21"/>
+        </w:rPr>
+        <w:t xml:space="preserve">B-Side 수록곡 ("I'll Still Be Loving You" 등 / 12인치 믹스): </w:t>
+      </w:r>
+      <w:r>
+        <w:rPr w:rFonts="맑은 고딕">
+          <w:rFonts w:ascii="맑은 고딕" w:hAnsi="맑은 고딕" w:eastAsia="맑은 고딕"/>
+          <w:b w:val="0"/>
+          <w:sz w:val="21"/>
+        </w:rPr>
+        <w:t>원곡의 에너지를 확장한 클럽 믹스 버전과 따뜻한 감수성을 담아낸 트랙들은 아날로그 믹싱 특유의 입체적인 사운드 스테이지와 다채로운 신스 텍스처의 매력을 선사합니다.</w:t>
       </w:r>
     </w:p>
     <w:p>
@@ -520,7 +600,7 @@
           <w:b w:val="0"/>
           <w:sz w:val="21"/>
         </w:rPr>
-        <w:t>턴테이블 바늘이 음반의 소리골을 긁으며 일으키는 도톰하고 탄력 있는 베이스라인과 청량한 하이햇 심벌 사운드는 디지털 음원과는 결이 다른 따뜻한 펀치감을 제공합니다. 진공관 앰프의 부드러운 잔향을 통해 감상할 때 카일리의 목소리는 한결 온기 있게 감싸이며, 마치 80년대의 생생한 댄스 플로어 한복판에 서 있는 듯한 입체적인 공간감을 경험하게 합니다.</w:t>
+        <w:t>턴테이블의 카트리지가 그루브를 타며 뿜어내는 베이스 드럼의 타격감은 디지털 리마스터 음원에서는 결코 체감할 수 없는 두툼한 탄력을 자랑합니다. 특히 진공관 앰프를 통해 출력되는 중고역대의 화사함은 카일리의 목소리에 아날로그 특유의 체온을 불어넣어 주므로, 볼륨을 풍성하게 올려 감상하기를 권합니다.</w:t>
       </w:r>
     </w:p>
     <w:p>
@@ -551,7 +631,7 @@
           <w:b w:val="0"/>
           <w:sz w:val="21"/>
         </w:rPr>
-        <w:t>세계적인 팝 디바 카일리 미노그의 위대한 음악 여정이 시작된 순간을 원초적인 바이닐 질감으로 간직할 수 있다는 점에서 대체 불가능한 소장 가치를 지니며, 80년대 아날로그 팝 사운드의 진수를 증명하는 귀중한 컬렉터스 아이템입니다.</w:t>
+        <w:t>전설적인 팝 디바 카일리 미노그의 화려한 신화가 시작된 '출발점'이라는 역사적 의미뿐만 아니라, 1980년대 SAW 사운드의 정점이 바이닐 규격에 맞춰 가장 완벽하게 마스터링된 음반이라는 점에서 아날로그 컬렉터라면 반드시 랙에 갖추어야 할 필청반입니다.</w:t>
       </w:r>
     </w:p>
     <w:p>
@@ -565,7 +645,7 @@
           <w:color w:val="4338CA"/>
           <w:sz w:val="21"/>
         </w:rPr>
-        <w:t>이 음반을 통해 아날로그 바이닐의 따스한 회전 속에서 피어나는 찬란했던 80년대의 순수한 열정과 카일리 미노그의 싱그러운 숨결이 전해주는 감동을 다시 한번 경험해 보시는 것은 어떨까요?</w:t>
+        <w:t>이 음반을 통해 찬란했던 1980년대의 순수한 열정과 아날로그 바이닐이 전해주는 감동을 다시 한번 경험해 보시는 것은 어떨까요?</w:t>
       </w:r>
     </w:p>
     <w:sectPr>
